--- a/Tố cáo/03-TC.docx
+++ b/Tố cáo/03-TC.docx
@@ -132,7 +132,7 @@
                     </wp:anchor>
                   </w:drawing>
                 </mc:Choice>
-                <mc:Fallback xmlns:w16sdtfl="http://schemas.microsoft.com/office/word/2024/wordml/sdtformatlock" xmlns:w16sdtdh="http://schemas.microsoft.com/office/word/2020/wordml/sdtdatahash" xmlns:w16du="http://schemas.microsoft.com/office/word/2023/wordml/word16du" xmlns:w16="http://schemas.microsoft.com/office/word/2018/wordml" xmlns:w16cid="http://schemas.microsoft.com/office/word/2016/wordml/cid" xmlns:w16cex="http://schemas.microsoft.com/office/word/2018/wordml/cex" xmlns:oel="http://schemas.microsoft.com/office/2019/extlst" xmlns:am3d="http://schemas.microsoft.com/office/drawing/2017/model3d" xmlns:aink="http://schemas.microsoft.com/office/drawing/2016/ink" xmlns:cx8="http://schemas.microsoft.com/office/drawing/2016/5/14/chartex" xmlns:cx7="http://schemas.microsoft.com/office/drawing/2016/5/13/chartex" xmlns:cx6="http://schemas.microsoft.com/office/drawing/2016/5/12/chartex" xmlns:cx5="http://schemas.microsoft.com/office/drawing/2016/5/11/chartex" xmlns:cx4="http://schemas.microsoft.com/office/drawing/2016/5/10/chartex" xmlns:cx3="http://schemas.microsoft.com/office/drawing/2016/5/9/chartex" xmlns:cx2="http://schemas.microsoft.com/office/drawing/2015/10/21/chartex" xmlns:cx1="http://schemas.microsoft.com/office/drawing/2015/9/8/chartex">
+                <mc:Fallback xmlns:cx1="http://schemas.microsoft.com/office/drawing/2015/9/8/chartex" xmlns:cx2="http://schemas.microsoft.com/office/drawing/2015/10/21/chartex" xmlns:cx3="http://schemas.microsoft.com/office/drawing/2016/5/9/chartex" xmlns:cx4="http://schemas.microsoft.com/office/drawing/2016/5/10/chartex" xmlns:cx5="http://schemas.microsoft.com/office/drawing/2016/5/11/chartex" xmlns:cx6="http://schemas.microsoft.com/office/drawing/2016/5/12/chartex" xmlns:cx7="http://schemas.microsoft.com/office/drawing/2016/5/13/chartex" xmlns:cx8="http://schemas.microsoft.com/office/drawing/2016/5/14/chartex" xmlns:aink="http://schemas.microsoft.com/office/drawing/2016/ink" xmlns:am3d="http://schemas.microsoft.com/office/drawing/2017/model3d" xmlns:oel="http://schemas.microsoft.com/office/2019/extlst" xmlns:w16cex="http://schemas.microsoft.com/office/word/2018/wordml/cex" xmlns:w16cid="http://schemas.microsoft.com/office/word/2016/wordml/cid" xmlns:w16="http://schemas.microsoft.com/office/word/2018/wordml" xmlns:w16du="http://schemas.microsoft.com/office/word/2023/wordml/word16du" xmlns:w16sdtdh="http://schemas.microsoft.com/office/word/2020/wordml/sdtdatahash" xmlns:w16sdtfl="http://schemas.microsoft.com/office/word/2024/wordml/sdtformatlock">
                   <w:pict>
                     <v:line w14:anchorId="1A949E2B" id="Straight Connector 3" o:spid="_x0000_s1026" style="position:absolute;z-index:251660288;visibility:visible;mso-wrap-style:square;mso-width-percent:0;mso-height-percent:0;mso-wrap-distance-left:9pt;mso-wrap-distance-top:0;mso-wrap-distance-right:9pt;mso-wrap-distance-bottom:0;mso-position-horizontal:absolute;mso-position-horizontal-relative:text;mso-position-vertical:absolute;mso-position-vertical-relative:text;mso-width-percent:0;mso-height-percent:0;mso-width-relative:page;mso-height-relative:page" from="38.35pt,3.9pt" to="92.85pt,3.9pt" o:gfxdata="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"/>
                   </w:pict>
@@ -299,7 +299,7 @@
                     </wp:anchor>
                   </w:drawing>
                 </mc:Choice>
-                <mc:Fallback xmlns:w16sdtfl="http://schemas.microsoft.com/office/word/2024/wordml/sdtformatlock" xmlns:w16sdtdh="http://schemas.microsoft.com/office/word/2020/wordml/sdtdatahash" xmlns:w16du="http://schemas.microsoft.com/office/word/2023/wordml/word16du" xmlns:w16="http://schemas.microsoft.com/office/word/2018/wordml" xmlns:w16cid="http://schemas.microsoft.com/office/word/2016/wordml/cid" xmlns:w16cex="http://schemas.microsoft.com/office/word/2018/wordml/cex" xmlns:oel="http://schemas.microsoft.com/office/2019/extlst" xmlns:am3d="http://schemas.microsoft.com/office/drawing/2017/model3d" xmlns:aink="http://schemas.microsoft.com/office/drawing/2016/ink" xmlns:cx8="http://schemas.microsoft.com/office/drawing/2016/5/14/chartex" xmlns:cx7="http://schemas.microsoft.com/office/drawing/2016/5/13/chartex" xmlns:cx6="http://schemas.microsoft.com/office/drawing/2016/5/12/chartex" xmlns:cx5="http://schemas.microsoft.com/office/drawing/2016/5/11/chartex" xmlns:cx4="http://schemas.microsoft.com/office/drawing/2016/5/10/chartex" xmlns:cx3="http://schemas.microsoft.com/office/drawing/2016/5/9/chartex" xmlns:cx2="http://schemas.microsoft.com/office/drawing/2015/10/21/chartex" xmlns:cx1="http://schemas.microsoft.com/office/drawing/2015/9/8/chartex">
+                <mc:Fallback xmlns:cx1="http://schemas.microsoft.com/office/drawing/2015/9/8/chartex" xmlns:cx2="http://schemas.microsoft.com/office/drawing/2015/10/21/chartex" xmlns:cx3="http://schemas.microsoft.com/office/drawing/2016/5/9/chartex" xmlns:cx4="http://schemas.microsoft.com/office/drawing/2016/5/10/chartex" xmlns:cx5="http://schemas.microsoft.com/office/drawing/2016/5/11/chartex" xmlns:cx6="http://schemas.microsoft.com/office/drawing/2016/5/12/chartex" xmlns:cx7="http://schemas.microsoft.com/office/drawing/2016/5/13/chartex" xmlns:cx8="http://schemas.microsoft.com/office/drawing/2016/5/14/chartex" xmlns:aink="http://schemas.microsoft.com/office/drawing/2016/ink" xmlns:am3d="http://schemas.microsoft.com/office/drawing/2017/model3d" xmlns:oel="http://schemas.microsoft.com/office/2019/extlst" xmlns:w16cex="http://schemas.microsoft.com/office/word/2018/wordml/cex" xmlns:w16cid="http://schemas.microsoft.com/office/word/2016/wordml/cid" xmlns:w16="http://schemas.microsoft.com/office/word/2018/wordml" xmlns:w16du="http://schemas.microsoft.com/office/word/2023/wordml/word16du" xmlns:w16sdtdh="http://schemas.microsoft.com/office/word/2020/wordml/sdtdatahash" xmlns:w16sdtfl="http://schemas.microsoft.com/office/word/2024/wordml/sdtformatlock">
                   <w:pict>
                     <v:line w14:anchorId="4AC0F1D9" id="Straight Connector 2" o:spid="_x0000_s1026" style="position:absolute;z-index:251659264;visibility:visible;mso-wrap-style:square;mso-width-percent:0;mso-height-percent:0;mso-wrap-distance-left:9pt;mso-wrap-distance-top:0;mso-wrap-distance-right:9pt;mso-wrap-distance-bottom:0;mso-position-horizontal:absolute;mso-position-horizontal-relative:text;mso-position-vertical:absolute;mso-position-vertical-relative:text;mso-width-percent:0;mso-height-percent:0;mso-width-relative:page;mso-height-relative:page" from="83.35pt,3pt" to="241.75pt,3pt" o:gfxdata="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"/>
                   </w:pict>
@@ -366,15 +366,15 @@
     </w:p>
     <w:p>
       <w:pPr>
-        <w:keepNext/>
         <w:jc w:val="center"/>
-        <w:outlineLvl w:val="0"/>
         <w:rPr>
           <w:b/>
           <w:bCs/>
           <w:color w:val="000000"/>
         </w:rPr>
       </w:pPr>
+      <w:bookmarkStart w:id="0" w:name="_GoBack"/>
+      <w:bookmarkEnd w:id="0"/>
       <w:r>
         <w:rPr>
           <w:b/>
@@ -493,32 +493,52 @@
       <w:pPr>
         <w:ind w:firstLine="562"/>
         <w:rPr>
+          <w:color w:val="000000"/>
+          <w:lang w:val="vi-VN"/>
+        </w:rPr>
+      </w:pPr>
+      <w:r>
+        <w:rPr>
           <w:b/>
           <w:bCs/>
-          <w:i/>
-          <w:iCs/>
-          <w:color w:val="000000"/>
+          <w:color w:val="000000"/>
+        </w:rPr>
+        <w:t xml:space="preserve">        </w:t>
+      </w:r>
+      <w:r>
+        <w:rPr>
+          <w:color w:val="000000"/>
+        </w:rPr>
+        <w:t xml:space="preserve">          Kính gửi: </w:t>
+      </w:r>
+      <w:r>
+        <w:rPr>
+          <w:color w:val="000000"/>
+          <w:lang w:val="vi-VN"/>
+        </w:rPr>
+        <w:t>[[HoTenNguoiTC]]</w:t>
+      </w:r>
+    </w:p>
+    <w:p>
+      <w:pPr>
+        <w:spacing w:before="120"/>
+        <w:rPr>
+          <w:color w:val="000000"/>
+          <w:lang w:val="vi-VN"/>
         </w:rPr>
       </w:pPr>
       <w:r>
         <w:rPr>
-          <w:b/>
-          <w:bCs/>
-          <w:i/>
-          <w:iCs/>
-          <w:color w:val="000000"/>
-        </w:rPr>
-        <w:t xml:space="preserve">     </w:t>
-      </w:r>
-      <w:r>
-        <w:rPr>
-          <w:b/>
-          <w:bCs/>
-          <w:i/>
-          <w:iCs/>
-          <w:color w:val="000000"/>
-        </w:rPr>
-        <w:tab/>
+          <w:color w:val="000000"/>
+        </w:rPr>
+        <w:t xml:space="preserve">                          Đơn vị (địa chỉ): </w:t>
+      </w:r>
+      <w:r>
+        <w:rPr>
+          <w:color w:val="000000"/>
+          <w:lang w:val="vi-VN"/>
+        </w:rPr>
+        <w:t>[[DiaChi]]</w:t>
       </w:r>
     </w:p>
     <w:p>
@@ -529,31 +549,67 @@
           <w:lang w:val="vi-VN"/>
         </w:rPr>
       </w:pPr>
-      <w:r>
-        <w:rPr>
-          <w:b/>
+    </w:p>
+    <w:p>
+      <w:pPr>
+        <w:ind w:right="-144" w:firstLine="720"/>
+        <w:rPr>
           <w:bCs/>
           <w:color w:val="000000"/>
-        </w:rPr>
-        <w:t xml:space="preserve">        </w:t>
-      </w:r>
-      <w:r>
-        <w:rPr>
-          <w:color w:val="000000"/>
-        </w:rPr>
-        <w:t xml:space="preserve">          Kính gửi: </w:t>
-      </w:r>
-      <w:r>
-        <w:rPr>
-          <w:color w:val="000000"/>
-          <w:lang w:val="vi-VN"/>
-        </w:rPr>
-        <w:t>[[HoTenNguoiTC]]</w:t>
+          <w:sz w:val="26"/>
+          <w:szCs w:val="26"/>
+          <w:lang w:val="vi-VN"/>
+        </w:rPr>
+      </w:pPr>
+      <w:r>
+        <w:rPr>
+          <w:color w:val="000000"/>
+          <w:lang w:val="vi-VN"/>
+        </w:rPr>
+        <w:t>Ngày</w:t>
+      </w:r>
+      <w:r>
+        <w:rPr>
+          <w:color w:val="000000"/>
+          <w:lang w:val="vi-VN"/>
+        </w:rPr>
+        <w:t xml:space="preserve"> [[Ngay]]</w:t>
+      </w:r>
+      <w:r>
+        <w:rPr>
+          <w:color w:val="000000"/>
+          <w:lang w:val="vi-VN"/>
+        </w:rPr>
+        <w:t xml:space="preserve">, </w:t>
+      </w:r>
+      <w:r>
+        <w:rPr>
+          <w:color w:val="000000"/>
+          <w:sz w:val="26"/>
+          <w:szCs w:val="26"/>
+          <w:lang w:val="vi-VN"/>
+        </w:rPr>
+        <w:t>[[DVThucHien]]</w:t>
+      </w:r>
+      <w:r>
+        <w:rPr>
+          <w:color w:val="000000"/>
+          <w:lang w:val="vi-VN"/>
+        </w:rPr>
+        <w:t xml:space="preserve"> đã nhận được đơn của đồng chí (hoặc ông/bà) tố cáo </w:t>
+      </w:r>
+      <w:r>
+        <w:rPr>
+          <w:color w:val="000000"/>
+          <w:lang w:val="vi-VN"/>
+        </w:rPr>
+        <w:t>[[TTNguoiBiTC]]</w:t>
       </w:r>
     </w:p>
     <w:p>
       <w:pPr>
         <w:spacing w:before="120"/>
+        <w:ind w:firstLine="720"/>
         <w:rPr>
           <w:color w:val="000000"/>
           <w:lang w:val="vi-VN"/>
@@ -562,80 +618,9 @@
       <w:r>
         <w:rPr>
           <w:color w:val="000000"/>
-        </w:rPr>
-        <w:t xml:space="preserve">                          Đơn vị (địa chỉ): </w:t>
-      </w:r>
-      <w:r>
-        <w:rPr>
-          <w:color w:val="000000"/>
-          <w:lang w:val="vi-VN"/>
-        </w:rPr>
-        <w:t>[[DiaChi]]</w:t>
-      </w:r>
-    </w:p>
-    <w:p>
-      <w:pPr>
-        <w:ind w:firstLine="562"/>
-        <w:rPr>
-          <w:color w:val="000000"/>
-          <w:lang w:val="vi-VN"/>
-        </w:rPr>
-      </w:pPr>
-    </w:p>
-    <w:p>
-      <w:pPr>
-        <w:ind w:right="-144"/>
-        <w:rPr>
-          <w:bCs/>
-          <w:color w:val="000000"/>
-          <w:sz w:val="26"/>
-          <w:szCs w:val="26"/>
-          <w:lang w:val="vi-VN"/>
-        </w:rPr>
-      </w:pPr>
-      <w:r>
-        <w:rPr>
-          <w:color w:val="000000"/>
-          <w:lang w:val="vi-VN"/>
-        </w:rPr>
-        <w:t>Ngày</w:t>
-      </w:r>
-      <w:r>
-        <w:rPr>
-          <w:color w:val="000000"/>
-          <w:lang w:val="vi-VN"/>
-        </w:rPr>
-        <w:t xml:space="preserve"> [[Ngay]]</w:t>
-      </w:r>
-      <w:r>
-        <w:rPr>
-          <w:color w:val="000000"/>
-          <w:lang w:val="vi-VN"/>
-        </w:rPr>
-        <w:t xml:space="preserve">, </w:t>
-      </w:r>
-      <w:r>
-        <w:rPr>
-          <w:color w:val="000000"/>
-          <w:sz w:val="26"/>
-          <w:szCs w:val="26"/>
-          <w:lang w:val="vi-VN"/>
-        </w:rPr>
-        <w:t>[[DVThucHien]]</w:t>
-      </w:r>
-      <w:r>
-        <w:rPr>
-          <w:color w:val="000000"/>
-          <w:lang w:val="vi-VN"/>
-        </w:rPr>
-        <w:t xml:space="preserve"> đã nhận được đơn của đồng chí (hoặc ông/bà) tố cáo </w:t>
-      </w:r>
-      <w:r>
-        <w:rPr>
-          <w:color w:val="000000"/>
-          <w:lang w:val="vi-VN"/>
-        </w:rPr>
-        <w:t>[[TTNguoiBiTC]]</w:t>
+          <w:lang w:val="vi-VN"/>
+        </w:rPr>
+        <w:t xml:space="preserve">Nội dung đơn: </w:t>
       </w:r>
     </w:p>
     <w:p>
@@ -643,6 +628,7 @@
         <w:spacing w:before="120"/>
         <w:rPr>
           <w:color w:val="000000"/>
+          <w:vertAlign w:val="superscript"/>
           <w:lang w:val="vi-VN"/>
         </w:rPr>
       </w:pPr>
@@ -651,31 +637,13 @@
           <w:color w:val="000000"/>
           <w:lang w:val="vi-VN"/>
         </w:rPr>
-        <w:t xml:space="preserve">Nội dung đơn: </w:t>
+        <w:t>[[NoiDungDon]]</w:t>
       </w:r>
     </w:p>
     <w:p>
       <w:pPr>
         <w:spacing w:before="120"/>
-        <w:rPr>
-          <w:color w:val="000000"/>
-          <w:vertAlign w:val="superscript"/>
-          <w:lang w:val="vi-VN"/>
-        </w:rPr>
-      </w:pPr>
-      <w:bookmarkStart w:id="0" w:name="_GoBack"/>
-      <w:bookmarkEnd w:id="0"/>
-      <w:r>
-        <w:rPr>
-          <w:color w:val="000000"/>
-          <w:lang w:val="vi-VN"/>
-        </w:rPr>
-        <w:t>[[NoiDungDon]]</w:t>
-      </w:r>
-    </w:p>
-    <w:p>
-      <w:pPr>
-        <w:spacing w:before="120"/>
+        <w:ind w:firstLine="720"/>
         <w:rPr>
           <w:color w:val="000000"/>
           <w:lang w:val="vi-VN"/>
@@ -913,7 +881,25 @@
                 <w:szCs w:val="22"/>
                 <w:lang w:val="fr-FR"/>
               </w:rPr>
-              <w:t>- [[CoQuanDuocDeNghiCungCap]] ;</w:t>
+              <w:t xml:space="preserve">- </w:t>
+            </w:r>
+            <w:r>
+              <w:rPr>
+                <w:color w:val="000000"/>
+                <w:sz w:val="22"/>
+                <w:szCs w:val="22"/>
+                <w:lang w:val="fr-FR"/>
+              </w:rPr>
+              <w:t>Như trên</w:t>
+            </w:r>
+            <w:r>
+              <w:rPr>
+                <w:color w:val="000000"/>
+                <w:sz w:val="22"/>
+                <w:szCs w:val="22"/>
+                <w:lang w:val="fr-FR"/>
+              </w:rPr>
+              <w:t>;</w:t>
             </w:r>
           </w:p>
           <w:p>
@@ -2470,4 +2456,16 @@
     </a:ext>
   </a:extLst>
 </a:theme>
+</file>
+
+<file path=customXml/item1.xml><?xml version="1.0" encoding="utf-8"?>
+<b:Sources xmlns:b="http://schemas.openxmlformats.org/officeDocument/2006/bibliography" xmlns="http://schemas.openxmlformats.org/officeDocument/2006/bibliography" SelectedStyle="\APASixthEditionOfficeOnline.xsl" StyleName="APA" Version="6"/>
+</file>
+
+<file path=customXml/itemProps1.xml><?xml version="1.0" encoding="utf-8"?>
+<ds:datastoreItem xmlns:ds="http://schemas.openxmlformats.org/officeDocument/2006/customXml" ds:itemID="{B772F95E-625E-4F59-B6C5-07B639B94427}">
+  <ds:schemaRefs>
+    <ds:schemaRef ds:uri="http://schemas.openxmlformats.org/officeDocument/2006/bibliography"/>
+  </ds:schemaRefs>
+</ds:datastoreItem>
 </file>
--- a/Tố cáo/03-TC.docx
+++ b/Tố cáo/03-TC.docx
@@ -1,21 +1,21 @@
 
 <file path=word/document.xml><?xml version="1.0" encoding="utf-8"?>
-<w:document xmlns:wpc="http://schemas.microsoft.com/office/word/2010/wordprocessingCanvas" xmlns:cx="http://schemas.microsoft.com/office/drawing/2014/chartex" xmlns:mc="http://schemas.openxmlformats.org/markup-compatibility/2006" xmlns:o="urn:schemas-microsoft-com:office:office" xmlns:r="http://schemas.openxmlformats.org/officeDocument/2006/relationships" xmlns:m="http://schemas.openxmlformats.org/officeDocument/2006/math" xmlns:v="urn:schemas-microsoft-com:vml" xmlns:wp14="http://schemas.microsoft.com/office/word/2010/wordprocessingDrawing" xmlns:wp="http://schemas.openxmlformats.org/drawingml/2006/wordprocessingDrawing" xmlns:w10="urn:schemas-microsoft-com:office:word" xmlns:w="http://schemas.openxmlformats.org/wordprocessingml/2006/main" xmlns:w14="http://schemas.microsoft.com/office/word/2010/wordml" xmlns:w15="http://schemas.microsoft.com/office/word/2012/wordml" xmlns:w16se="http://schemas.microsoft.com/office/word/2015/wordml/symex" xmlns:wpg="http://schemas.microsoft.com/office/word/2010/wordprocessingGroup" xmlns:wpi="http://schemas.microsoft.com/office/word/2010/wordprocessingInk" xmlns:wne="http://schemas.microsoft.com/office/word/2006/wordml" xmlns:wps="http://schemas.microsoft.com/office/word/2010/wordprocessingShape" mc:Ignorable="w14 w15 w16se wp14">
+<w:document xmlns:wpc="http://schemas.microsoft.com/office/word/2010/wordprocessingCanvas" xmlns:cx="http://schemas.microsoft.com/office/drawing/2014/chartex" xmlns:cx1="http://schemas.microsoft.com/office/drawing/2015/9/8/chartex" xmlns:cx2="http://schemas.microsoft.com/office/drawing/2015/10/21/chartex" xmlns:cx3="http://schemas.microsoft.com/office/drawing/2016/5/9/chartex" xmlns:cx4="http://schemas.microsoft.com/office/drawing/2016/5/10/chartex" xmlns:cx5="http://schemas.microsoft.com/office/drawing/2016/5/11/chartex" xmlns:cx6="http://schemas.microsoft.com/office/drawing/2016/5/12/chartex" xmlns:cx7="http://schemas.microsoft.com/office/drawing/2016/5/13/chartex" xmlns:cx8="http://schemas.microsoft.com/office/drawing/2016/5/14/chartex" xmlns:mc="http://schemas.openxmlformats.org/markup-compatibility/2006" xmlns:aink="http://schemas.microsoft.com/office/drawing/2016/ink" xmlns:am3d="http://schemas.microsoft.com/office/drawing/2017/model3d" xmlns:o="urn:schemas-microsoft-com:office:office" xmlns:r="http://schemas.openxmlformats.org/officeDocument/2006/relationships" xmlns:m="http://schemas.openxmlformats.org/officeDocument/2006/math" xmlns:v="urn:schemas-microsoft-com:vml" xmlns:wp14="http://schemas.microsoft.com/office/word/2010/wordprocessingDrawing" xmlns:wp="http://schemas.openxmlformats.org/drawingml/2006/wordprocessingDrawing" xmlns:w10="urn:schemas-microsoft-com:office:word" xmlns:w="http://schemas.openxmlformats.org/wordprocessingml/2006/main" xmlns:w14="http://schemas.microsoft.com/office/word/2010/wordml" xmlns:w15="http://schemas.microsoft.com/office/word/2012/wordml" xmlns:w16cex="http://schemas.microsoft.com/office/word/2018/wordml/cex" xmlns:w16cid="http://schemas.microsoft.com/office/word/2016/wordml/cid" xmlns:w16="http://schemas.microsoft.com/office/word/2018/wordml" xmlns:w16se="http://schemas.microsoft.com/office/word/2015/wordml/symex" xmlns:wpg="http://schemas.microsoft.com/office/word/2010/wordprocessingGroup" xmlns:wpi="http://schemas.microsoft.com/office/word/2010/wordprocessingInk" xmlns:wne="http://schemas.microsoft.com/office/word/2006/wordml" xmlns:wps="http://schemas.microsoft.com/office/word/2010/wordprocessingShape" mc:Ignorable="w14 w15 w16se w16cid w16 w16cex wp14">
   <w:body>
     <w:tbl>
       <w:tblPr>
-        <w:tblpPr w:leftFromText="180" w:rightFromText="180" w:horzAnchor="margin" w:tblpY="540"/>
-        <w:tblW w:w="9747" w:type="dxa"/>
+        <w:tblpPr w:leftFromText="180" w:rightFromText="180" w:vertAnchor="page" w:horzAnchor="margin" w:tblpX="-710" w:tblpY="1513"/>
+        <w:tblW w:w="9923" w:type="dxa"/>
         <w:tblLook w:val="01E0" w:firstRow="1" w:lastRow="1" w:firstColumn="1" w:lastColumn="1" w:noHBand="0" w:noVBand="0"/>
       </w:tblPr>
       <w:tblGrid>
-        <w:gridCol w:w="3051"/>
-        <w:gridCol w:w="6696"/>
+        <w:gridCol w:w="3828"/>
+        <w:gridCol w:w="6095"/>
       </w:tblGrid>
       <w:tr>
         <w:tc>
           <w:tcPr>
-            <w:tcW w:w="3051" w:type="dxa"/>
+            <w:tcW w:w="3828" w:type="dxa"/>
           </w:tcPr>
           <w:p>
             <w:pPr>
@@ -32,7 +32,7 @@
                 <w:sz w:val="26"/>
                 <w:szCs w:val="26"/>
               </w:rPr>
-              <w:t>[[DVChuQuan]]</w:t>
+              <w:t>[[TenCoQuanToChucLine1]]</w:t>
             </w:r>
           </w:p>
           <w:p>
@@ -51,7 +51,23 @@
                 <w:sz w:val="26"/>
                 <w:szCs w:val="26"/>
               </w:rPr>
-              <w:t>[[DVThucHien]]</w:t>
+              <w:t>[[TenCoQuanToChucLine</w:t>
+            </w:r>
+            <w:r>
+              <w:rPr>
+                <w:color w:val="000000"/>
+                <w:sz w:val="26"/>
+                <w:szCs w:val="26"/>
+              </w:rPr>
+              <w:t>2</w:t>
+            </w:r>
+            <w:r>
+              <w:rPr>
+                <w:color w:val="000000"/>
+                <w:sz w:val="26"/>
+                <w:szCs w:val="26"/>
+              </w:rPr>
+              <w:t>]]</w:t>
             </w:r>
           </w:p>
           <w:p>
@@ -63,6 +79,7 @@
                 <w:szCs w:val="26"/>
               </w:rPr>
             </w:pPr>
+            <w:bookmarkStart w:id="0" w:name="_GoBack"/>
             <w:r>
               <w:rPr>
                 <w:noProof/>
@@ -73,13 +90,13 @@
               <mc:AlternateContent>
                 <mc:Choice Requires="wps">
                   <w:drawing>
-                    <wp:anchor distT="0" distB="0" distL="114300" distR="114300" simplePos="0" relativeHeight="251660288" behindDoc="0" locked="0" layoutInCell="1" allowOverlap="1" wp14:anchorId="50066A31" wp14:editId="53AF9321">
+                    <wp:anchor distT="0" distB="0" distL="114300" distR="114300" simplePos="0" relativeHeight="251664384" behindDoc="0" locked="0" layoutInCell="1" allowOverlap="1" wp14:anchorId="54B618C4" wp14:editId="646ACE57">
                       <wp:simplePos x="0" y="0"/>
                       <wp:positionH relativeFrom="column">
-                        <wp:posOffset>487045</wp:posOffset>
+                        <wp:posOffset>791845</wp:posOffset>
                       </wp:positionH>
                       <wp:positionV relativeFrom="paragraph">
-                        <wp:posOffset>49530</wp:posOffset>
+                        <wp:posOffset>40005</wp:posOffset>
                       </wp:positionV>
                       <wp:extent cx="692150" cy="0"/>
                       <wp:effectExtent l="12700" t="7620" r="9525" b="11430"/>
@@ -132,13 +149,14 @@
                     </wp:anchor>
                   </w:drawing>
                 </mc:Choice>
-                <mc:Fallback xmlns:cx1="http://schemas.microsoft.com/office/drawing/2015/9/8/chartex" xmlns:cx2="http://schemas.microsoft.com/office/drawing/2015/10/21/chartex" xmlns:cx3="http://schemas.microsoft.com/office/drawing/2016/5/9/chartex" xmlns:cx4="http://schemas.microsoft.com/office/drawing/2016/5/10/chartex" xmlns:cx5="http://schemas.microsoft.com/office/drawing/2016/5/11/chartex" xmlns:cx6="http://schemas.microsoft.com/office/drawing/2016/5/12/chartex" xmlns:cx7="http://schemas.microsoft.com/office/drawing/2016/5/13/chartex" xmlns:cx8="http://schemas.microsoft.com/office/drawing/2016/5/14/chartex" xmlns:aink="http://schemas.microsoft.com/office/drawing/2016/ink" xmlns:am3d="http://schemas.microsoft.com/office/drawing/2017/model3d" xmlns:oel="http://schemas.microsoft.com/office/2019/extlst" xmlns:w16cex="http://schemas.microsoft.com/office/word/2018/wordml/cex" xmlns:w16cid="http://schemas.microsoft.com/office/word/2016/wordml/cid" xmlns:w16="http://schemas.microsoft.com/office/word/2018/wordml" xmlns:w16du="http://schemas.microsoft.com/office/word/2023/wordml/word16du" xmlns:w16sdtdh="http://schemas.microsoft.com/office/word/2020/wordml/sdtdatahash" xmlns:w16sdtfl="http://schemas.microsoft.com/office/word/2024/wordml/sdtformatlock">
+                <mc:Fallback>
                   <w:pict>
-                    <v:line w14:anchorId="1A949E2B" id="Straight Connector 3" o:spid="_x0000_s1026" style="position:absolute;z-index:251660288;visibility:visible;mso-wrap-style:square;mso-width-percent:0;mso-height-percent:0;mso-wrap-distance-left:9pt;mso-wrap-distance-top:0;mso-wrap-distance-right:9pt;mso-wrap-distance-bottom:0;mso-position-horizontal:absolute;mso-position-horizontal-relative:text;mso-position-vertical:absolute;mso-position-vertical-relative:text;mso-width-percent:0;mso-height-percent:0;mso-width-relative:page;mso-height-relative:page" from="38.35pt,3.9pt" to="92.85pt,3.9pt" o:gfxdata="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"/>
+                    <v:line w14:anchorId="56CF8032" id="Straight Connector 3" o:spid="_x0000_s1026" style="position:absolute;z-index:251664384;visibility:visible;mso-wrap-style:square;mso-width-percent:0;mso-height-percent:0;mso-wrap-distance-left:9pt;mso-wrap-distance-top:0;mso-wrap-distance-right:9pt;mso-wrap-distance-bottom:0;mso-position-horizontal:absolute;mso-position-horizontal-relative:text;mso-position-vertical:absolute;mso-position-vertical-relative:text;mso-width-percent:0;mso-height-percent:0;mso-width-relative:page;mso-height-relative:page" from="62.35pt,3.15pt" to="116.85pt,3.15pt" o:gfxdata="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"/>
                   </w:pict>
                 </mc:Fallback>
               </mc:AlternateContent>
             </w:r>
+            <w:bookmarkEnd w:id="0"/>
           </w:p>
           <w:p>
             <w:pPr>
@@ -171,7 +189,7 @@
         </w:tc>
         <w:tc>
           <w:tcPr>
-            <w:tcW w:w="6696" w:type="dxa"/>
+            <w:tcW w:w="6095" w:type="dxa"/>
           </w:tcPr>
           <w:p>
             <w:pPr>
@@ -240,7 +258,7 @@
               <mc:AlternateContent>
                 <mc:Choice Requires="wps">
                   <w:drawing>
-                    <wp:anchor distT="0" distB="0" distL="114300" distR="114300" simplePos="0" relativeHeight="251659264" behindDoc="0" locked="0" layoutInCell="1" allowOverlap="1" wp14:anchorId="2124B511" wp14:editId="1A45ADA6">
+                    <wp:anchor distT="0" distB="0" distL="114300" distR="114300" simplePos="0" relativeHeight="251663360" behindDoc="0" locked="0" layoutInCell="1" allowOverlap="1" wp14:anchorId="1983398C" wp14:editId="5A43801B">
                       <wp:simplePos x="0" y="0"/>
                       <wp:positionH relativeFrom="column">
                         <wp:posOffset>1058545</wp:posOffset>
@@ -299,9 +317,9 @@
                     </wp:anchor>
                   </w:drawing>
                 </mc:Choice>
-                <mc:Fallback xmlns:cx1="http://schemas.microsoft.com/office/drawing/2015/9/8/chartex" xmlns:cx2="http://schemas.microsoft.com/office/drawing/2015/10/21/chartex" xmlns:cx3="http://schemas.microsoft.com/office/drawing/2016/5/9/chartex" xmlns:cx4="http://schemas.microsoft.com/office/drawing/2016/5/10/chartex" xmlns:cx5="http://schemas.microsoft.com/office/drawing/2016/5/11/chartex" xmlns:cx6="http://schemas.microsoft.com/office/drawing/2016/5/12/chartex" xmlns:cx7="http://schemas.microsoft.com/office/drawing/2016/5/13/chartex" xmlns:cx8="http://schemas.microsoft.com/office/drawing/2016/5/14/chartex" xmlns:aink="http://schemas.microsoft.com/office/drawing/2016/ink" xmlns:am3d="http://schemas.microsoft.com/office/drawing/2017/model3d" xmlns:oel="http://schemas.microsoft.com/office/2019/extlst" xmlns:w16cex="http://schemas.microsoft.com/office/word/2018/wordml/cex" xmlns:w16cid="http://schemas.microsoft.com/office/word/2016/wordml/cid" xmlns:w16="http://schemas.microsoft.com/office/word/2018/wordml" xmlns:w16du="http://schemas.microsoft.com/office/word/2023/wordml/word16du" xmlns:w16sdtdh="http://schemas.microsoft.com/office/word/2020/wordml/sdtdatahash" xmlns:w16sdtfl="http://schemas.microsoft.com/office/word/2024/wordml/sdtformatlock">
+                <mc:Fallback>
                   <w:pict>
-                    <v:line w14:anchorId="4AC0F1D9" id="Straight Connector 2" o:spid="_x0000_s1026" style="position:absolute;z-index:251659264;visibility:visible;mso-wrap-style:square;mso-width-percent:0;mso-height-percent:0;mso-wrap-distance-left:9pt;mso-wrap-distance-top:0;mso-wrap-distance-right:9pt;mso-wrap-distance-bottom:0;mso-position-horizontal:absolute;mso-position-horizontal-relative:text;mso-position-vertical:absolute;mso-position-vertical-relative:text;mso-width-percent:0;mso-height-percent:0;mso-width-relative:page;mso-height-relative:page" from="83.35pt,3pt" to="241.75pt,3pt" o:gfxdata="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"/>
+                    <v:line w14:anchorId="2F62C80A" id="Straight Connector 2" o:spid="_x0000_s1026" style="position:absolute;z-index:251663360;visibility:visible;mso-wrap-style:square;mso-width-percent:0;mso-height-percent:0;mso-wrap-distance-left:9pt;mso-wrap-distance-top:0;mso-wrap-distance-right:9pt;mso-wrap-distance-bottom:0;mso-position-horizontal:absolute;mso-position-horizontal-relative:text;mso-position-vertical:absolute;mso-position-vertical-relative:text;mso-width-percent:0;mso-height-percent:0;mso-width-relative:page;mso-height-relative:page" from="83.35pt,3pt" to="241.75pt,3pt" o:gfxdata="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"/>
                   </w:pict>
                 </mc:Fallback>
               </mc:AlternateContent>
@@ -333,21 +351,7 @@
     </w:tbl>
     <w:p>
       <w:pPr>
-        <w:pStyle w:val="BodyTextIndent"/>
-        <w:spacing w:before="0" w:beforeAutospacing="0" w:after="0" w:afterAutospacing="0"/>
-        <w:jc w:val="both"/>
-        <w:rPr>
-          <w:rFonts w:ascii=".VnTime" w:hAnsi=".VnTime"/>
-          <w:i/>
-          <w:color w:val="000000"/>
-          <w:lang w:val="fr-FR"/>
-        </w:rPr>
-      </w:pPr>
-    </w:p>
-    <w:p>
-      <w:pPr>
         <w:keepNext/>
-        <w:jc w:val="center"/>
         <w:outlineLvl w:val="0"/>
         <w:rPr>
           <w:i/>
@@ -373,8 +377,6 @@
           <w:color w:val="000000"/>
         </w:rPr>
       </w:pPr>
-      <w:bookmarkStart w:id="0" w:name="_GoBack"/>
-      <w:bookmarkEnd w:id="0"/>
       <w:r>
         <w:rPr>
           <w:b/>
@@ -1166,7 +1168,7 @@
 </file>
 
 <file path=word/styles.xml><?xml version="1.0" encoding="utf-8"?>
-<w:styles xmlns:mc="http://schemas.openxmlformats.org/markup-compatibility/2006" xmlns:r="http://schemas.openxmlformats.org/officeDocument/2006/relationships" xmlns:w="http://schemas.openxmlformats.org/wordprocessingml/2006/main" xmlns:w14="http://schemas.microsoft.com/office/word/2010/wordml" xmlns:w15="http://schemas.microsoft.com/office/word/2012/wordml" xmlns:w16se="http://schemas.microsoft.com/office/word/2015/wordml/symex" mc:Ignorable="w14 w15 w16se">
+<w:styles xmlns:mc="http://schemas.openxmlformats.org/markup-compatibility/2006" xmlns:r="http://schemas.openxmlformats.org/officeDocument/2006/relationships" xmlns:w="http://schemas.openxmlformats.org/wordprocessingml/2006/main" xmlns:w14="http://schemas.microsoft.com/office/word/2010/wordml" xmlns:w15="http://schemas.microsoft.com/office/word/2012/wordml" xmlns:w16cex="http://schemas.microsoft.com/office/word/2018/wordml/cex" xmlns:w16cid="http://schemas.microsoft.com/office/word/2016/wordml/cid" xmlns:w16="http://schemas.microsoft.com/office/word/2018/wordml" xmlns:w16se="http://schemas.microsoft.com/office/word/2015/wordml/symex" mc:Ignorable="w14 w15 w16se w16cid w16 w16cex">
   <w:docDefaults>
     <w:rPrDefault>
       <w:rPr>
@@ -1184,7 +1186,7 @@
       </w:pPr>
     </w:pPrDefault>
   </w:docDefaults>
-  <w:latentStyles w:defLockedState="0" w:defUIPriority="99" w:defSemiHidden="0" w:defUnhideWhenUsed="0" w:defQFormat="0" w:count="371">
+  <w:latentStyles w:defLockedState="0" w:defUIPriority="99" w:defSemiHidden="0" w:defUnhideWhenUsed="0" w:defQFormat="0" w:count="376">
     <w:lsdException w:name="Normal" w:uiPriority="0" w:qFormat="1"/>
     <w:lsdException w:name="heading 1" w:uiPriority="9" w:qFormat="1"/>
     <w:lsdException w:name="heading 2" w:semiHidden="1" w:uiPriority="9" w:unhideWhenUsed="1" w:qFormat="1"/>
@@ -1556,6 +1558,11 @@
     <w:lsdException w:name="List Table 5 Dark Accent 6" w:uiPriority="50"/>
     <w:lsdException w:name="List Table 6 Colorful Accent 6" w:uiPriority="51"/>
     <w:lsdException w:name="List Table 7 Colorful Accent 6" w:uiPriority="52"/>
+    <w:lsdException w:name="Mention" w:semiHidden="1" w:unhideWhenUsed="1"/>
+    <w:lsdException w:name="Smart Hyperlink" w:semiHidden="1" w:unhideWhenUsed="1"/>
+    <w:lsdException w:name="Hashtag" w:semiHidden="1" w:unhideWhenUsed="1"/>
+    <w:lsdException w:name="Unresolved Mention" w:semiHidden="1" w:unhideWhenUsed="1"/>
+    <w:lsdException w:name="Smart Link" w:semiHidden="1" w:unhideWhenUsed="1"/>
   </w:latentStyles>
   <w:style w:type="paragraph" w:default="1" w:styleId="Normal">
     <w:name w:val="Normal"/>
@@ -2463,7 +2470,7 @@
 </file>
 
 <file path=customXml/itemProps1.xml><?xml version="1.0" encoding="utf-8"?>
-<ds:datastoreItem xmlns:ds="http://schemas.openxmlformats.org/officeDocument/2006/customXml" ds:itemID="{B772F95E-625E-4F59-B6C5-07B639B94427}">
+<ds:datastoreItem xmlns:ds="http://schemas.openxmlformats.org/officeDocument/2006/customXml" ds:itemID="{A80C0803-7C00-415E-961C-4527588A8854}">
   <ds:schemaRefs>
     <ds:schemaRef ds:uri="http://schemas.openxmlformats.org/officeDocument/2006/bibliography"/>
   </ds:schemaRefs>
